--- a/docs/reports/实验二_Web页面设计.docx
+++ b/docs/reports/实验二_Web页面设计.docx
@@ -6848,7 +6848,7 @@
                 <w:sz w:val="24"/>
                 <w:szCs w:val="24"/>
               </w:rPr>
-              <w:t xml:space="preserve">功能扩展：在登录的基础上，系统实现了注册、退出和完整的背单词学习闭环——选择目标词表、三类题型练习（服务端判分，作答与学习状态在同一事务中提交）、复习计划与统计。下表摘自答辩路径实测（evidence/exp02/review-path.txt）：</w:t>
+              <w:t xml:space="preserve">功能扩展：在登录的基础上，系统实现了注册、退出和完整的背单词学习闭环——选择目标词表、三类题型练习（服务端判分，作答与学习状态在同一事务中提交）、复习计划与统计，以及汇总当天待复习、每日 10 个新词义与连续学习天数的今日任务。下表摘自答辩路径与今日任务实测（evidence/exp02/review-path.txt、today-http.txt）：</w:t>
             </w:r>
           </w:p>
           <w:tbl>
@@ -7170,6 +7170,56 @@
                       <w:szCs w:val="18"/>
                     </w:rPr>
                     <w:t xml:space="preserve">学习状态与作答记录一致：核对 8 组（用户, 词义, 题型）。</w:t>
+                  </w:r>
+                </w:p>
+              </w:tc>
+            </w:tr>
+            <w:tr>
+              <w:tc>
+                <w:tcPr>
+                  <w:tcW w:w="3950" w:type="dxa"/>
+                </w:tcPr>
+                <w:p>
+                  <w:pPr>
+                    <w:spacing w:before="20" w:after="20" w:line="260" w:lineRule="auto"/>
+                    <w:jc w:val="start"/>
+                    <w:rPr>
+                      <w:sz w:val="18"/>
+                    </w:rPr>
+                  </w:pPr>
+                  <w:r>
+                    <w:rPr>
+                      <w:rFonts w:ascii="宋体" w:hAnsi="宋体" w:eastAsia="宋体" w:cs="宋体"/>
+                      <w:b w:val="0"/>
+                      <w:bCs w:val="0"/>
+                      <w:sz w:val="18"/>
+                      <w:szCs w:val="18"/>
+                    </w:rPr>
+                    <w:t xml:space="preserve">今日任务（新账户）</w:t>
+                  </w:r>
+                </w:p>
+              </w:tc>
+              <w:tc>
+                <w:tcPr>
+                  <w:tcW w:w="3950" w:type="dxa"/>
+                </w:tcPr>
+                <w:p>
+                  <w:pPr>
+                    <w:spacing w:before="20" w:after="20" w:line="260" w:lineRule="auto"/>
+                    <w:jc w:val="start"/>
+                    <w:rPr>
+                      <w:sz w:val="18"/>
+                    </w:rPr>
+                  </w:pPr>
+                  <w:r>
+                    <w:rPr>
+                      <w:rFonts w:ascii="宋体" w:hAnsi="宋体" w:eastAsia="宋体" w:cs="宋体"/>
+                      <w:b w:val="0"/>
+                      <w:bCs w:val="0"/>
+                      <w:sz w:val="18"/>
+                      <w:szCs w:val="18"/>
+                    </w:rPr>
+                    <w:t xml:space="preserve">新词义 0/10；完成 10 个新词义（2 题答错）后显示已完成，连续学习 1 天；再学新词时与已作答词义重叠 0 题</w:t>
                   </w:r>
                 </w:p>
               </w:tc>
@@ -7282,7 +7332,7 @@
             <w:r>
               <w:drawing>
                 <wp:inline distT="0" distB="0" distL="0" distR="0">
-                  <wp:extent cx="5016500" cy="3527226"/>
+                  <wp:extent cx="5016500" cy="4130774"/>
                   <wp:docPr id="5004" name="e2_review.png"/>
                   <wp:cNvGraphicFramePr>
                     <a:graphicFrameLocks xmlns:a="http://schemas.openxmlformats.org/drawingml/2006/main" noChangeAspect="1"/>
@@ -7303,7 +7353,7 @@
                         <pic:spPr>
                           <a:xfrm>
                             <a:off x="0" y="0"/>
-                            <a:ext cx="5016500" cy="3527226"/>
+                            <a:ext cx="5016500" cy="4130774"/>
                           </a:xfrm>
                           <a:prstGeom prst="rect">
                             <a:avLst/>
@@ -7342,6 +7392,84 @@
                 <w:szCs w:val="21"/>
               </w:rPr>
               <w:t xml:space="preserve">图 4  复习计划：已到期与未到期错题</w:t>
+            </w:r>
+          </w:p>
+          <w:p>
+            <w:pPr>
+              <w:pStyle w:val="Normal"/>
+              <w:widowControl/>
+              <w:keepNext/>
+              <w:spacing w:before="0" w:after="0" w:lineRule="auto" w:line="240"/>
+              <w:jc w:val="center"/>
+              <w:rPr>
+                <w:b w:val="0"/>
+                <w:sz w:val="24"/>
+                <w:szCs w:val="24"/>
+              </w:rPr>
+            </w:pPr>
+            <w:r>
+              <w:drawing>
+                <wp:inline distT="0" distB="0" distL="0" distR="0">
+                  <wp:extent cx="5016500" cy="3546822"/>
+                  <wp:docPr id="5005" name="e2_today.png"/>
+                  <wp:cNvGraphicFramePr>
+                    <a:graphicFrameLocks xmlns:a="http://schemas.openxmlformats.org/drawingml/2006/main" noChangeAspect="1"/>
+                  </wp:cNvGraphicFramePr>
+                  <a:graphic xmlns:a="http://schemas.openxmlformats.org/drawingml/2006/main">
+                    <a:graphicData uri="http://schemas.openxmlformats.org/drawingml/2006/picture">
+                      <pic:pic xmlns:pic="http://schemas.openxmlformats.org/drawingml/2006/picture">
+                        <pic:nvPicPr>
+                          <pic:cNvPr id="5005" name="e2_today.png"/>
+                          <pic:cNvPicPr/>
+                        </pic:nvPicPr>
+                        <pic:blipFill>
+                          <a:blip r:embed="rId11"/>
+                          <a:stretch>
+                            <a:fillRect/>
+                          </a:stretch>
+                        </pic:blipFill>
+                        <pic:spPr>
+                          <a:xfrm>
+                            <a:off x="0" y="0"/>
+                            <a:ext cx="5016500" cy="3546822"/>
+                          </a:xfrm>
+                          <a:prstGeom prst="rect">
+                            <a:avLst/>
+                          </a:prstGeom>
+                          <a:ln w="6350">
+                            <a:solidFill>
+                              <a:srgbClr val="BBBBBB"/>
+                            </a:solidFill>
+                          </a:ln>
+                        </pic:spPr>
+                      </pic:pic>
+                    </a:graphicData>
+                  </a:graphic>
+                </wp:inline>
+              </w:drawing>
+            </w:r>
+          </w:p>
+          <w:p>
+            <w:pPr>
+              <w:pStyle w:val="Normal"/>
+              <w:widowControl/>
+              <w:spacing w:before="0" w:after="120" w:lineRule="auto" w:line="300"/>
+              <w:jc w:val="center"/>
+              <w:rPr>
+                <w:b w:val="0"/>
+                <w:sz w:val="21"/>
+                <w:szCs w:val="21"/>
+              </w:rPr>
+            </w:pPr>
+            <w:r>
+              <w:rPr>
+                <w:rFonts w:ascii="宋体" w:hAnsi="宋体" w:eastAsia="宋体" w:cs="宋体"/>
+                <w:b w:val="0"/>
+                <w:bCs w:val="0"/>
+                <w:sz w:val="21"/>
+                <w:szCs w:val="21"/>
+              </w:rPr>
+              <w:t xml:space="preserve">图 5  今日任务：连续学习天数、今日新词义进度与各题型待复习</w:t>
             </w:r>
           </w:p>
           <w:p>

--- a/docs/reports/实验二_Web页面设计.docx
+++ b/docs/reports/实验二_Web页面设计.docx
@@ -6765,7 +6765,7 @@
             <w:r>
               <w:drawing>
                 <wp:inline distT="0" distB="0" distL="0" distR="0">
-                  <wp:extent cx="5016500" cy="4898925"/>
+                  <wp:extent cx="5016500" cy="4844057"/>
                   <wp:docPr id="5002" name="e2_dashboard.png"/>
                   <wp:cNvGraphicFramePr>
                     <a:graphicFrameLocks xmlns:a="http://schemas.openxmlformats.org/drawingml/2006/main" noChangeAspect="1"/>
@@ -6786,7 +6786,7 @@
                         <pic:spPr>
                           <a:xfrm>
                             <a:off x="0" y="0"/>
-                            <a:ext cx="5016500" cy="4898925"/>
+                            <a:ext cx="5016500" cy="4844057"/>
                           </a:xfrm>
                           <a:prstGeom prst="rect">
                             <a:avLst/>
@@ -7332,7 +7332,7 @@
             <w:r>
               <w:drawing>
                 <wp:inline distT="0" distB="0" distL="0" distR="0">
-                  <wp:extent cx="5016500" cy="4130774"/>
+                  <wp:extent cx="5016500" cy="3844676"/>
                   <wp:docPr id="5004" name="e2_review.png"/>
                   <wp:cNvGraphicFramePr>
                     <a:graphicFrameLocks xmlns:a="http://schemas.openxmlformats.org/drawingml/2006/main" noChangeAspect="1"/>
@@ -7353,7 +7353,7 @@
                         <pic:spPr>
                           <a:xfrm>
                             <a:off x="0" y="0"/>
-                            <a:ext cx="5016500" cy="4130774"/>
+                            <a:ext cx="5016500" cy="3844676"/>
                           </a:xfrm>
                           <a:prstGeom prst="rect">
                             <a:avLst/>
@@ -7410,7 +7410,7 @@
             <w:r>
               <w:drawing>
                 <wp:inline distT="0" distB="0" distL="0" distR="0">
-                  <wp:extent cx="5016500" cy="3546822"/>
+                  <wp:extent cx="5016500" cy="3570337"/>
                   <wp:docPr id="5005" name="e2_today.png"/>
                   <wp:cNvGraphicFramePr>
                     <a:graphicFrameLocks xmlns:a="http://schemas.openxmlformats.org/drawingml/2006/main" noChangeAspect="1"/>
@@ -7431,7 +7431,7 @@
                         <pic:spPr>
                           <a:xfrm>
                             <a:off x="0" y="0"/>
-                            <a:ext cx="5016500" cy="3546822"/>
+                            <a:ext cx="5016500" cy="3570337"/>
                           </a:xfrm>
                           <a:prstGeom prst="rect">
                             <a:avLst/>

--- a/docs/reports/实验二_Web页面设计.docx
+++ b/docs/reports/实验二_Web页面设计.docx
@@ -6687,8 +6687,8 @@
             <w:r>
               <w:drawing>
                 <wp:inline distT="0" distB="0" distL="0" distR="0">
-                  <wp:extent cx="5016500" cy="3527226"/>
-                  <wp:docPr id="5001" name="e2_login_failed.png"/>
+                  <wp:extent cx="5016500" cy="3290824"/>
+                  <wp:docPr id="5001" name="chrome-login-failed.png"/>
                   <wp:cNvGraphicFramePr>
                     <a:graphicFrameLocks xmlns:a="http://schemas.openxmlformats.org/drawingml/2006/main" noChangeAspect="1"/>
                   </wp:cNvGraphicFramePr>
@@ -6696,11 +6696,167 @@
                     <a:graphicData uri="http://schemas.openxmlformats.org/drawingml/2006/picture">
                       <pic:pic xmlns:pic="http://schemas.openxmlformats.org/drawingml/2006/picture">
                         <pic:nvPicPr>
-                          <pic:cNvPr id="5001" name="e2_login_failed.png"/>
+                          <pic:cNvPr id="5001" name="chrome-login-failed.png"/>
                           <pic:cNvPicPr/>
                         </pic:nvPicPr>
                         <pic:blipFill>
                           <a:blip r:embed="rId7"/>
+                          <a:stretch>
+                            <a:fillRect/>
+                          </a:stretch>
+                        </pic:blipFill>
+                        <pic:spPr>
+                          <a:xfrm>
+                            <a:off x="0" y="0"/>
+                            <a:ext cx="5016500" cy="3290824"/>
+                          </a:xfrm>
+                          <a:prstGeom prst="rect">
+                            <a:avLst/>
+                          </a:prstGeom>
+                          <a:ln w="6350">
+                            <a:solidFill>
+                              <a:srgbClr val="BBBBBB"/>
+                            </a:solidFill>
+                          </a:ln>
+                        </pic:spPr>
+                      </pic:pic>
+                    </a:graphicData>
+                  </a:graphic>
+                </wp:inline>
+              </w:drawing>
+            </w:r>
+          </w:p>
+          <w:p>
+            <w:pPr>
+              <w:pStyle w:val="Normal"/>
+              <w:widowControl/>
+              <w:spacing w:before="0" w:after="120" w:lineRule="auto" w:line="300"/>
+              <w:jc w:val="center"/>
+              <w:rPr>
+                <w:b w:val="0"/>
+                <w:sz w:val="21"/>
+                <w:szCs w:val="21"/>
+              </w:rPr>
+            </w:pPr>
+            <w:r>
+              <w:rPr>
+                <w:rFonts w:ascii="宋体" w:hAnsi="宋体" w:eastAsia="宋体" w:cs="宋体"/>
+                <w:b w:val="0"/>
+                <w:bCs w:val="0"/>
+                <w:sz w:val="21"/>
+                <w:szCs w:val="21"/>
+              </w:rPr>
+              <w:t xml:space="preserve">图 1  错误密码登录：返回 401，提示“用户名或密码错误”（Mac Chrome，含地址栏）</w:t>
+            </w:r>
+          </w:p>
+          <w:p>
+            <w:pPr>
+              <w:pStyle w:val="Normal"/>
+              <w:widowControl/>
+              <w:keepNext/>
+              <w:spacing w:before="0" w:after="0" w:lineRule="auto" w:line="240"/>
+              <w:jc w:val="center"/>
+              <w:rPr>
+                <w:b w:val="0"/>
+                <w:sz w:val="24"/>
+                <w:szCs w:val="24"/>
+              </w:rPr>
+            </w:pPr>
+            <w:r>
+              <w:drawing>
+                <wp:inline distT="0" distB="0" distL="0" distR="0">
+                  <wp:extent cx="5016500" cy="3250692"/>
+                  <wp:docPr id="5002" name="chrome-login-error-user.png"/>
+                  <wp:cNvGraphicFramePr>
+                    <a:graphicFrameLocks xmlns:a="http://schemas.openxmlformats.org/drawingml/2006/main" noChangeAspect="1"/>
+                  </wp:cNvGraphicFramePr>
+                  <a:graphic xmlns:a="http://schemas.openxmlformats.org/drawingml/2006/main">
+                    <a:graphicData uri="http://schemas.openxmlformats.org/drawingml/2006/picture">
+                      <pic:pic xmlns:pic="http://schemas.openxmlformats.org/drawingml/2006/picture">
+                        <pic:nvPicPr>
+                          <pic:cNvPr id="5002" name="chrome-login-error-user.png"/>
+                          <pic:cNvPicPr/>
+                        </pic:nvPicPr>
+                        <pic:blipFill>
+                          <a:blip r:embed="rId8"/>
+                          <a:stretch>
+                            <a:fillRect/>
+                          </a:stretch>
+                        </pic:blipFill>
+                        <pic:spPr>
+                          <a:xfrm>
+                            <a:off x="0" y="0"/>
+                            <a:ext cx="5016500" cy="3250692"/>
+                          </a:xfrm>
+                          <a:prstGeom prst="rect">
+                            <a:avLst/>
+                          </a:prstGeom>
+                          <a:ln w="6350">
+                            <a:solidFill>
+                              <a:srgbClr val="BBBBBB"/>
+                            </a:solidFill>
+                          </a:ln>
+                        </pic:spPr>
+                      </pic:pic>
+                    </a:graphicData>
+                  </a:graphic>
+                </wp:inline>
+              </w:drawing>
+            </w:r>
+          </w:p>
+          <w:p>
+            <w:pPr>
+              <w:pStyle w:val="Normal"/>
+              <w:widowControl/>
+              <w:spacing w:before="0" w:after="120" w:lineRule="auto" w:line="300"/>
+              <w:jc w:val="center"/>
+              <w:rPr>
+                <w:b w:val="0"/>
+                <w:sz w:val="21"/>
+                <w:szCs w:val="21"/>
+              </w:rPr>
+            </w:pPr>
+            <w:r>
+              <w:rPr>
+                <w:rFonts w:ascii="宋体" w:hAnsi="宋体" w:eastAsia="宋体" w:cs="宋体"/>
+                <w:b w:val="0"/>
+                <w:bCs w:val="0"/>
+                <w:sz w:val="21"/>
+                <w:szCs w:val="21"/>
+              </w:rPr>
+              <w:t xml:space="preserve">图 2  不存在的用户名 user：返回同一提示</w:t>
+            </w:r>
+          </w:p>
+          <w:p>
+            <w:pPr>
+              <w:pStyle w:val="Normal"/>
+              <w:widowControl/>
+              <w:keepNext/>
+              <w:spacing w:before="0" w:after="0" w:lineRule="auto" w:line="240"/>
+              <w:jc w:val="center"/>
+              <w:rPr>
+                <w:b w:val="0"/>
+                <w:sz w:val="24"/>
+                <w:szCs w:val="24"/>
+              </w:rPr>
+            </w:pPr>
+            <w:r>
+              <w:drawing>
+                <wp:inline distT="0" distB="0" distL="0" distR="0">
+                  <wp:extent cx="5016500" cy="3527226"/>
+                  <wp:docPr id="5003" name="e2_dashboard.png"/>
+                  <wp:cNvGraphicFramePr>
+                    <a:graphicFrameLocks xmlns:a="http://schemas.openxmlformats.org/drawingml/2006/main" noChangeAspect="1"/>
+                  </wp:cNvGraphicFramePr>
+                  <a:graphic xmlns:a="http://schemas.openxmlformats.org/drawingml/2006/main">
+                    <a:graphicData uri="http://schemas.openxmlformats.org/drawingml/2006/picture">
+                      <pic:pic xmlns:pic="http://schemas.openxmlformats.org/drawingml/2006/picture">
+                        <pic:nvPicPr>
+                          <pic:cNvPr id="5003" name="e2_dashboard.png"/>
+                          <pic:cNvPicPr/>
+                        </pic:nvPicPr>
+                        <pic:blipFill>
+                          <a:blip r:embed="rId9"/>
                           <a:stretch>
                             <a:fillRect/>
                           </a:stretch>
@@ -6746,85 +6902,7 @@
                 <w:sz w:val="21"/>
                 <w:szCs w:val="21"/>
               </w:rPr>
-              <w:t xml:space="preserve">图 1  错误密码登录：返回 401，提示“用户名或密码错误”</w:t>
-            </w:r>
-          </w:p>
-          <w:p>
-            <w:pPr>
-              <w:pStyle w:val="Normal"/>
-              <w:widowControl/>
-              <w:keepNext/>
-              <w:spacing w:before="0" w:after="0" w:lineRule="auto" w:line="240"/>
-              <w:jc w:val="center"/>
-              <w:rPr>
-                <w:b w:val="0"/>
-                <w:sz w:val="24"/>
-                <w:szCs w:val="24"/>
-              </w:rPr>
-            </w:pPr>
-            <w:r>
-              <w:drawing>
-                <wp:inline distT="0" distB="0" distL="0" distR="0">
-                  <wp:extent cx="5016500" cy="4844057"/>
-                  <wp:docPr id="5002" name="e2_dashboard.png"/>
-                  <wp:cNvGraphicFramePr>
-                    <a:graphicFrameLocks xmlns:a="http://schemas.openxmlformats.org/drawingml/2006/main" noChangeAspect="1"/>
-                  </wp:cNvGraphicFramePr>
-                  <a:graphic xmlns:a="http://schemas.openxmlformats.org/drawingml/2006/main">
-                    <a:graphicData uri="http://schemas.openxmlformats.org/drawingml/2006/picture">
-                      <pic:pic xmlns:pic="http://schemas.openxmlformats.org/drawingml/2006/picture">
-                        <pic:nvPicPr>
-                          <pic:cNvPr id="5002" name="e2_dashboard.png"/>
-                          <pic:cNvPicPr/>
-                        </pic:nvPicPr>
-                        <pic:blipFill>
-                          <a:blip r:embed="rId8"/>
-                          <a:stretch>
-                            <a:fillRect/>
-                          </a:stretch>
-                        </pic:blipFill>
-                        <pic:spPr>
-                          <a:xfrm>
-                            <a:off x="0" y="0"/>
-                            <a:ext cx="5016500" cy="4844057"/>
-                          </a:xfrm>
-                          <a:prstGeom prst="rect">
-                            <a:avLst/>
-                          </a:prstGeom>
-                          <a:ln w="6350">
-                            <a:solidFill>
-                              <a:srgbClr val="BBBBBB"/>
-                            </a:solidFill>
-                          </a:ln>
-                        </pic:spPr>
-                      </pic:pic>
-                    </a:graphicData>
-                  </a:graphic>
-                </wp:inline>
-              </w:drawing>
-            </w:r>
-          </w:p>
-          <w:p>
-            <w:pPr>
-              <w:pStyle w:val="Normal"/>
-              <w:widowControl/>
-              <w:spacing w:before="0" w:after="120" w:lineRule="auto" w:line="300"/>
-              <w:jc w:val="center"/>
-              <w:rPr>
-                <w:b w:val="0"/>
-                <w:sz w:val="21"/>
-                <w:szCs w:val="21"/>
-              </w:rPr>
-            </w:pPr>
-            <w:r>
-              <w:rPr>
-                <w:rFonts w:ascii="宋体" w:hAnsi="宋体" w:eastAsia="宋体" w:cs="宋体"/>
-                <w:b w:val="0"/>
-                <w:bCs w:val="0"/>
-                <w:sz w:val="21"/>
-                <w:szCs w:val="21"/>
-              </w:rPr>
-              <w:t xml:space="preserve">图 2  正确登录后进入概览页</w:t>
+              <w:t xml:space="preserve">图 3  正确登录后进入概览页</w:t>
             </w:r>
           </w:p>
           <w:p>
@@ -6848,7 +6926,7 @@
                 <w:sz w:val="24"/>
                 <w:szCs w:val="24"/>
               </w:rPr>
-              <w:t xml:space="preserve">功能扩展：在登录的基础上，系统实现了注册、退出和完整的背单词学习闭环——选择目标词表、三类题型练习（服务端判分，作答与学习状态在同一事务中提交）、复习计划与统计，以及汇总当天待复习、每日 10 个新词义与连续学习天数的今日任务。下表摘自答辩路径与今日任务实测（evidence/exp02/review-path.txt、today-http.txt）：</w:t>
+              <w:t xml:space="preserve">功能扩展：在登录的基础上，系统实现了注册、退出和完整的背单词学习闭环——选择目标词表、三类题型练习（服务端判分，作答与学习状态在同一事务中提交）、复习计划与统计、汇总当天待复习、每日 10 个新词义与连续学习天数的今日任务，以及按天汇总作答的近 14 天学习趋势。下表摘自答辩路径、今日任务与学习趋势实测（evidence/exp02/review-path.txt、today-http.txt、daily-http.txt）：</w:t>
             </w:r>
           </w:p>
           <w:tbl>
@@ -7224,6 +7302,56 @@
                 </w:p>
               </w:tc>
             </w:tr>
+            <w:tr>
+              <w:tc>
+                <w:tcPr>
+                  <w:tcW w:w="3950" w:type="dxa"/>
+                </w:tcPr>
+                <w:p>
+                  <w:pPr>
+                    <w:spacing w:before="20" w:after="20" w:line="260" w:lineRule="auto"/>
+                    <w:jc w:val="start"/>
+                    <w:rPr>
+                      <w:sz w:val="18"/>
+                    </w:rPr>
+                  </w:pPr>
+                  <w:r>
+                    <w:rPr>
+                      <w:rFonts w:ascii="宋体" w:hAnsi="宋体" w:eastAsia="宋体" w:cs="宋体"/>
+                      <w:b w:val="0"/>
+                      <w:bCs w:val="0"/>
+                      <w:sz w:val="18"/>
+                      <w:szCs w:val="18"/>
+                    </w:rPr>
+                    <w:t xml:space="preserve">学习趋势（模拟演示账户）</w:t>
+                  </w:r>
+                </w:p>
+              </w:tc>
+              <w:tc>
+                <w:tcPr>
+                  <w:tcW w:w="3950" w:type="dxa"/>
+                </w:tcPr>
+                <w:p>
+                  <w:pPr>
+                    <w:spacing w:before="20" w:after="20" w:line="260" w:lineRule="auto"/>
+                    <w:jc w:val="start"/>
+                    <w:rPr>
+                      <w:sz w:val="18"/>
+                    </w:rPr>
+                  </w:pPr>
+                  <w:r>
+                    <w:rPr>
+                      <w:rFonts w:ascii="宋体" w:hAnsi="宋体" w:eastAsia="宋体" w:cs="宋体"/>
+                      <w:b w:val="0"/>
+                      <w:bCs w:val="0"/>
+                      <w:sz w:val="18"/>
+                      <w:szCs w:val="18"/>
+                    </w:rPr>
+                    <w:t xml:space="preserve">近 14 天中 9 天有作答，共 398 次，正确率 82.2%；每天的首次作答、到期复习与提前练习之和等于作答数，今天的新词义与日终待复习分别与今日任务、复习计划一致</w:t>
+                  </w:r>
+                </w:p>
+              </w:tc>
+            </w:tr>
           </w:tbl>
           <w:p>
             <w:pPr>
@@ -7237,6 +7365,30 @@
                 <w:szCs w:val="12"/>
               </w:rPr>
             </w:pPr>
+          </w:p>
+          <w:p>
+            <w:pPr>
+              <w:pStyle w:val="Normal"/>
+              <w:widowControl/>
+              <w:spacing w:before="0" w:after="0" w:lineRule="auto" w:line="360"/>
+              <w:ind w:firstLine="480"/>
+              <w:jc w:val="start"/>
+              <w:rPr>
+                <w:b w:val="0"/>
+                <w:sz w:val="24"/>
+                <w:szCs w:val="24"/>
+              </w:rPr>
+            </w:pPr>
+            <w:r>
+              <w:rPr>
+                <w:rFonts w:ascii="宋体" w:hAnsi="宋体" w:eastAsia="宋体" w:cs="宋体"/>
+                <w:b w:val="0"/>
+                <w:bCs w:val="0"/>
+                <w:sz w:val="24"/>
+                <w:szCs w:val="24"/>
+              </w:rPr>
+              <w:t xml:space="preserve">学习趋势由作答事实按复习规则重放计算，只读、不新增业务表。为了展示多天数据，模拟演示账户 sim_trend 的作答由 flask seed-demo-history 在固定时钟下调用真实的组卷与作答服务逐日生成，是模拟演示数据，不是真实学习记录，不用于说明学习效果。</w:t>
+            </w:r>
           </w:p>
           <w:p>
             <w:pPr>
@@ -7255,7 +7407,7 @@
               <w:drawing>
                 <wp:inline distT="0" distB="0" distL="0" distR="0">
                   <wp:extent cx="5016500" cy="3636962"/>
-                  <wp:docPr id="5003" name="e2_practice_feedback.png"/>
+                  <wp:docPr id="5004" name="e2_practice_feedback.png"/>
                   <wp:cNvGraphicFramePr>
                     <a:graphicFrameLocks xmlns:a="http://schemas.openxmlformats.org/drawingml/2006/main" noChangeAspect="1"/>
                   </wp:cNvGraphicFramePr>
@@ -7263,11 +7415,11 @@
                     <a:graphicData uri="http://schemas.openxmlformats.org/drawingml/2006/picture">
                       <pic:pic xmlns:pic="http://schemas.openxmlformats.org/drawingml/2006/picture">
                         <pic:nvPicPr>
-                          <pic:cNvPr id="5003" name="e2_practice_feedback.png"/>
+                          <pic:cNvPr id="5004" name="e2_practice_feedback.png"/>
                           <pic:cNvPicPr/>
                         </pic:nvPicPr>
                         <pic:blipFill>
-                          <a:blip r:embed="rId9"/>
+                          <a:blip r:embed="rId10"/>
                           <a:stretch>
                             <a:fillRect/>
                           </a:stretch>
@@ -7313,7 +7465,7 @@
                 <w:sz w:val="21"/>
                 <w:szCs w:val="21"/>
               </w:rPr>
-              <w:t xml:space="preserve">图 3  练习页：提交后显示服务端判分结果</w:t>
+              <w:t xml:space="preserve">图 4  练习页：提交后显示服务端判分结果</w:t>
             </w:r>
           </w:p>
           <w:p>
@@ -7332,8 +7484,8 @@
             <w:r>
               <w:drawing>
                 <wp:inline distT="0" distB="0" distL="0" distR="0">
-                  <wp:extent cx="5016500" cy="3844676"/>
-                  <wp:docPr id="5004" name="e2_review.png"/>
+                  <wp:extent cx="5016500" cy="4216995"/>
+                  <wp:docPr id="5005" name="e2_review.png"/>
                   <wp:cNvGraphicFramePr>
                     <a:graphicFrameLocks xmlns:a="http://schemas.openxmlformats.org/drawingml/2006/main" noChangeAspect="1"/>
                   </wp:cNvGraphicFramePr>
@@ -7341,11 +7493,11 @@
                     <a:graphicData uri="http://schemas.openxmlformats.org/drawingml/2006/picture">
                       <pic:pic xmlns:pic="http://schemas.openxmlformats.org/drawingml/2006/picture">
                         <pic:nvPicPr>
-                          <pic:cNvPr id="5004" name="e2_review.png"/>
+                          <pic:cNvPr id="5005" name="e2_review.png"/>
                           <pic:cNvPicPr/>
                         </pic:nvPicPr>
                         <pic:blipFill>
-                          <a:blip r:embed="rId10"/>
+                          <a:blip r:embed="rId11"/>
                           <a:stretch>
                             <a:fillRect/>
                           </a:stretch>
@@ -7353,7 +7505,7 @@
                         <pic:spPr>
                           <a:xfrm>
                             <a:off x="0" y="0"/>
-                            <a:ext cx="5016500" cy="3844676"/>
+                            <a:ext cx="5016500" cy="4216995"/>
                           </a:xfrm>
                           <a:prstGeom prst="rect">
                             <a:avLst/>
@@ -7391,7 +7543,7 @@
                 <w:sz w:val="21"/>
                 <w:szCs w:val="21"/>
               </w:rPr>
-              <w:t xml:space="preserve">图 4  复习计划：已到期与未到期错题</w:t>
+              <w:t xml:space="preserve">图 5  复习计划：已到期与未到期错题</w:t>
             </w:r>
           </w:p>
           <w:p>
@@ -7411,7 +7563,7 @@
               <w:drawing>
                 <wp:inline distT="0" distB="0" distL="0" distR="0">
                   <wp:extent cx="5016500" cy="3570337"/>
-                  <wp:docPr id="5005" name="e2_today.png"/>
+                  <wp:docPr id="5006" name="e2_today.png"/>
                   <wp:cNvGraphicFramePr>
                     <a:graphicFrameLocks xmlns:a="http://schemas.openxmlformats.org/drawingml/2006/main" noChangeAspect="1"/>
                   </wp:cNvGraphicFramePr>
@@ -7419,11 +7571,11 @@
                     <a:graphicData uri="http://schemas.openxmlformats.org/drawingml/2006/picture">
                       <pic:pic xmlns:pic="http://schemas.openxmlformats.org/drawingml/2006/picture">
                         <pic:nvPicPr>
-                          <pic:cNvPr id="5005" name="e2_today.png"/>
+                          <pic:cNvPr id="5006" name="e2_today.png"/>
                           <pic:cNvPicPr/>
                         </pic:nvPicPr>
                         <pic:blipFill>
-                          <a:blip r:embed="rId11"/>
+                          <a:blip r:embed="rId12"/>
                           <a:stretch>
                             <a:fillRect/>
                           </a:stretch>
@@ -7469,7 +7621,85 @@
                 <w:sz w:val="21"/>
                 <w:szCs w:val="21"/>
               </w:rPr>
-              <w:t xml:space="preserve">图 5  今日任务：连续学习天数、今日新词义进度与各题型待复习</w:t>
+              <w:t xml:space="preserve">图 6  今日任务：连续学习天数、今日新词义进度与各题型待复习</w:t>
+            </w:r>
+          </w:p>
+          <w:p>
+            <w:pPr>
+              <w:pStyle w:val="Normal"/>
+              <w:widowControl/>
+              <w:keepNext/>
+              <w:spacing w:before="0" w:after="0" w:lineRule="auto" w:line="240"/>
+              <w:jc w:val="center"/>
+              <w:rPr>
+                <w:b w:val="0"/>
+                <w:sz w:val="24"/>
+                <w:szCs w:val="24"/>
+              </w:rPr>
+            </w:pPr>
+            <w:r>
+              <w:drawing>
+                <wp:inline distT="0" distB="0" distL="0" distR="0">
+                  <wp:extent cx="5016500" cy="4169965"/>
+                  <wp:docPr id="5007" name="e2_trend.png"/>
+                  <wp:cNvGraphicFramePr>
+                    <a:graphicFrameLocks xmlns:a="http://schemas.openxmlformats.org/drawingml/2006/main" noChangeAspect="1"/>
+                  </wp:cNvGraphicFramePr>
+                  <a:graphic xmlns:a="http://schemas.openxmlformats.org/drawingml/2006/main">
+                    <a:graphicData uri="http://schemas.openxmlformats.org/drawingml/2006/picture">
+                      <pic:pic xmlns:pic="http://schemas.openxmlformats.org/drawingml/2006/picture">
+                        <pic:nvPicPr>
+                          <pic:cNvPr id="5007" name="e2_trend.png"/>
+                          <pic:cNvPicPr/>
+                        </pic:nvPicPr>
+                        <pic:blipFill>
+                          <a:blip r:embed="rId13"/>
+                          <a:stretch>
+                            <a:fillRect/>
+                          </a:stretch>
+                        </pic:blipFill>
+                        <pic:spPr>
+                          <a:xfrm>
+                            <a:off x="0" y="0"/>
+                            <a:ext cx="5016500" cy="4169965"/>
+                          </a:xfrm>
+                          <a:prstGeom prst="rect">
+                            <a:avLst/>
+                          </a:prstGeom>
+                          <a:ln w="6350">
+                            <a:solidFill>
+                              <a:srgbClr val="BBBBBB"/>
+                            </a:solidFill>
+                          </a:ln>
+                        </pic:spPr>
+                      </pic:pic>
+                    </a:graphicData>
+                  </a:graphic>
+                </wp:inline>
+              </w:drawing>
+            </w:r>
+          </w:p>
+          <w:p>
+            <w:pPr>
+              <w:pStyle w:val="Normal"/>
+              <w:widowControl/>
+              <w:spacing w:before="0" w:after="120" w:lineRule="auto" w:line="300"/>
+              <w:jc w:val="center"/>
+              <w:rPr>
+                <w:b w:val="0"/>
+                <w:sz w:val="21"/>
+                <w:szCs w:val="21"/>
+              </w:rPr>
+            </w:pPr>
+            <w:r>
+              <w:rPr>
+                <w:rFonts w:ascii="宋体" w:hAnsi="宋体" w:eastAsia="宋体" w:cs="宋体"/>
+                <w:b w:val="0"/>
+                <w:bCs w:val="0"/>
+                <w:sz w:val="21"/>
+                <w:szCs w:val="21"/>
+              </w:rPr>
+              <w:t xml:space="preserve">图 7  概览页“近 14 天”学习趋势（sim_trend，模拟演示数据）</w:t>
             </w:r>
           </w:p>
           <w:p>

--- a/docs/reports/实验二_Web页面设计.docx
+++ b/docs/reports/实验二_Web页面设计.docx
@@ -7097,7 +7097,7 @@
                       <w:sz w:val="18"/>
                       <w:szCs w:val="18"/>
                     </w:rPr>
-                    <w:t xml:space="preserve">已到期 1 ；未到期错题 2（错题约 10 分钟后到期）</w:t>
+                    <w:t xml:space="preserve">已到期 2 ；未到期错题 2（错题约 10 分钟后到期）</w:t>
                   </w:r>
                 </w:p>
               </w:tc>
@@ -7147,7 +7147,7 @@
                       <w:sz w:val="18"/>
                       <w:szCs w:val="18"/>
                     </w:rPr>
-                    <w:t xml:space="preserve">词条 已练习/总数 7 / 30 ；词义×题型 已测试/未测试/总数 8 97 105 ；作答 {'accuracy':</w:t>
+                    <w:t xml:space="preserve">词条 已练习/总数 16 / 80 ；词义×题型 已测试/未测试/总数 19 245 264 ；作答 {'accurac</w:t>
                   </w:r>
                 </w:p>
               </w:tc>
@@ -7197,7 +7197,7 @@
                       <w:sz w:val="18"/>
                       <w:szCs w:val="18"/>
                     </w:rPr>
-                    <w:t xml:space="preserve">合计词条 50（两个词表共 10 个共有词只计一次）</w:t>
+                    <w:t xml:space="preserve">合计词条 140（两个词表各 80 个词条，共 20 个共有词只计一次）</w:t>
                   </w:r>
                 </w:p>
               </w:tc>
@@ -7247,7 +7247,7 @@
                       <w:sz w:val="18"/>
                       <w:szCs w:val="18"/>
                     </w:rPr>
-                    <w:t xml:space="preserve">学习状态与作答记录一致：核对 8 组（用户, 词义, 题型）。</w:t>
+                    <w:t xml:space="preserve">学习状态与作答记录一致：核对 220 组（用户, 词义, 题型）。</w:t>
                   </w:r>
                 </w:p>
               </w:tc>
@@ -7406,7 +7406,7 @@
             <w:r>
               <w:drawing>
                 <wp:inline distT="0" distB="0" distL="0" distR="0">
-                  <wp:extent cx="5016500" cy="3636962"/>
+                  <wp:extent cx="5016500" cy="3723183"/>
                   <wp:docPr id="5004" name="e2_practice_feedback.png"/>
                   <wp:cNvGraphicFramePr>
                     <a:graphicFrameLocks xmlns:a="http://schemas.openxmlformats.org/drawingml/2006/main" noChangeAspect="1"/>
@@ -7427,7 +7427,7 @@
                         <pic:spPr>
                           <a:xfrm>
                             <a:off x="0" y="0"/>
-                            <a:ext cx="5016500" cy="3636962"/>
+                            <a:ext cx="5016500" cy="3723183"/>
                           </a:xfrm>
                           <a:prstGeom prst="rect">
                             <a:avLst/>
@@ -7484,7 +7484,7 @@
             <w:r>
               <w:drawing>
                 <wp:inline distT="0" distB="0" distL="0" distR="0">
-                  <wp:extent cx="5016500" cy="4216995"/>
+                  <wp:extent cx="5016500" cy="3527226"/>
                   <wp:docPr id="5005" name="e2_review.png"/>
                   <wp:cNvGraphicFramePr>
                     <a:graphicFrameLocks xmlns:a="http://schemas.openxmlformats.org/drawingml/2006/main" noChangeAspect="1"/>
@@ -7505,7 +7505,7 @@
                         <pic:spPr>
                           <a:xfrm>
                             <a:off x="0" y="0"/>
-                            <a:ext cx="5016500" cy="4216995"/>
+                            <a:ext cx="5016500" cy="3527226"/>
                           </a:xfrm>
                           <a:prstGeom prst="rect">
                             <a:avLst/>
@@ -7562,7 +7562,7 @@
             <w:r>
               <w:drawing>
                 <wp:inline distT="0" distB="0" distL="0" distR="0">
-                  <wp:extent cx="5016500" cy="3570337"/>
+                  <wp:extent cx="5016500" cy="4169965"/>
                   <wp:docPr id="5006" name="e2_today.png"/>
                   <wp:cNvGraphicFramePr>
                     <a:graphicFrameLocks xmlns:a="http://schemas.openxmlformats.org/drawingml/2006/main" noChangeAspect="1"/>
@@ -7576,84 +7576,6 @@
                         </pic:nvPicPr>
                         <pic:blipFill>
                           <a:blip r:embed="rId12"/>
-                          <a:stretch>
-                            <a:fillRect/>
-                          </a:stretch>
-                        </pic:blipFill>
-                        <pic:spPr>
-                          <a:xfrm>
-                            <a:off x="0" y="0"/>
-                            <a:ext cx="5016500" cy="3570337"/>
-                          </a:xfrm>
-                          <a:prstGeom prst="rect">
-                            <a:avLst/>
-                          </a:prstGeom>
-                          <a:ln w="6350">
-                            <a:solidFill>
-                              <a:srgbClr val="BBBBBB"/>
-                            </a:solidFill>
-                          </a:ln>
-                        </pic:spPr>
-                      </pic:pic>
-                    </a:graphicData>
-                  </a:graphic>
-                </wp:inline>
-              </w:drawing>
-            </w:r>
-          </w:p>
-          <w:p>
-            <w:pPr>
-              <w:pStyle w:val="Normal"/>
-              <w:widowControl/>
-              <w:spacing w:before="0" w:after="120" w:lineRule="auto" w:line="300"/>
-              <w:jc w:val="center"/>
-              <w:rPr>
-                <w:b w:val="0"/>
-                <w:sz w:val="21"/>
-                <w:szCs w:val="21"/>
-              </w:rPr>
-            </w:pPr>
-            <w:r>
-              <w:rPr>
-                <w:rFonts w:ascii="宋体" w:hAnsi="宋体" w:eastAsia="宋体" w:cs="宋体"/>
-                <w:b w:val="0"/>
-                <w:bCs w:val="0"/>
-                <w:sz w:val="21"/>
-                <w:szCs w:val="21"/>
-              </w:rPr>
-              <w:t xml:space="preserve">图 6  今日任务：连续学习天数、今日新词义进度与各题型待复习</w:t>
-            </w:r>
-          </w:p>
-          <w:p>
-            <w:pPr>
-              <w:pStyle w:val="Normal"/>
-              <w:widowControl/>
-              <w:keepNext/>
-              <w:spacing w:before="0" w:after="0" w:lineRule="auto" w:line="240"/>
-              <w:jc w:val="center"/>
-              <w:rPr>
-                <w:b w:val="0"/>
-                <w:sz w:val="24"/>
-                <w:szCs w:val="24"/>
-              </w:rPr>
-            </w:pPr>
-            <w:r>
-              <w:drawing>
-                <wp:inline distT="0" distB="0" distL="0" distR="0">
-                  <wp:extent cx="5016500" cy="4169965"/>
-                  <wp:docPr id="5007" name="e2_trend.png"/>
-                  <wp:cNvGraphicFramePr>
-                    <a:graphicFrameLocks xmlns:a="http://schemas.openxmlformats.org/drawingml/2006/main" noChangeAspect="1"/>
-                  </wp:cNvGraphicFramePr>
-                  <a:graphic xmlns:a="http://schemas.openxmlformats.org/drawingml/2006/main">
-                    <a:graphicData uri="http://schemas.openxmlformats.org/drawingml/2006/picture">
-                      <pic:pic xmlns:pic="http://schemas.openxmlformats.org/drawingml/2006/picture">
-                        <pic:nvPicPr>
-                          <pic:cNvPr id="5007" name="e2_trend.png"/>
-                          <pic:cNvPicPr/>
-                        </pic:nvPicPr>
-                        <pic:blipFill>
-                          <a:blip r:embed="rId13"/>
                           <a:stretch>
                             <a:fillRect/>
                           </a:stretch>
@@ -7699,6 +7621,84 @@
                 <w:sz w:val="21"/>
                 <w:szCs w:val="21"/>
               </w:rPr>
+              <w:t xml:space="preserve">图 6  今日任务：连续学习天数、今日新词义进度与各题型待复习</w:t>
+            </w:r>
+          </w:p>
+          <w:p>
+            <w:pPr>
+              <w:pStyle w:val="Normal"/>
+              <w:widowControl/>
+              <w:keepNext/>
+              <w:spacing w:before="0" w:after="0" w:lineRule="auto" w:line="240"/>
+              <w:jc w:val="center"/>
+              <w:rPr>
+                <w:b w:val="0"/>
+                <w:sz w:val="24"/>
+                <w:szCs w:val="24"/>
+              </w:rPr>
+            </w:pPr>
+            <w:r>
+              <w:drawing>
+                <wp:inline distT="0" distB="0" distL="0" distR="0">
+                  <wp:extent cx="5016500" cy="4165015"/>
+                  <wp:docPr id="5007" name="e2_trend.png"/>
+                  <wp:cNvGraphicFramePr>
+                    <a:graphicFrameLocks xmlns:a="http://schemas.openxmlformats.org/drawingml/2006/main" noChangeAspect="1"/>
+                  </wp:cNvGraphicFramePr>
+                  <a:graphic xmlns:a="http://schemas.openxmlformats.org/drawingml/2006/main">
+                    <a:graphicData uri="http://schemas.openxmlformats.org/drawingml/2006/picture">
+                      <pic:pic xmlns:pic="http://schemas.openxmlformats.org/drawingml/2006/picture">
+                        <pic:nvPicPr>
+                          <pic:cNvPr id="5007" name="e2_trend.png"/>
+                          <pic:cNvPicPr/>
+                        </pic:nvPicPr>
+                        <pic:blipFill>
+                          <a:blip r:embed="rId13"/>
+                          <a:stretch>
+                            <a:fillRect/>
+                          </a:stretch>
+                        </pic:blipFill>
+                        <pic:spPr>
+                          <a:xfrm>
+                            <a:off x="0" y="0"/>
+                            <a:ext cx="5016500" cy="4165015"/>
+                          </a:xfrm>
+                          <a:prstGeom prst="rect">
+                            <a:avLst/>
+                          </a:prstGeom>
+                          <a:ln w="6350">
+                            <a:solidFill>
+                              <a:srgbClr val="BBBBBB"/>
+                            </a:solidFill>
+                          </a:ln>
+                        </pic:spPr>
+                      </pic:pic>
+                    </a:graphicData>
+                  </a:graphic>
+                </wp:inline>
+              </w:drawing>
+            </w:r>
+          </w:p>
+          <w:p>
+            <w:pPr>
+              <w:pStyle w:val="Normal"/>
+              <w:widowControl/>
+              <w:spacing w:before="0" w:after="120" w:lineRule="auto" w:line="300"/>
+              <w:jc w:val="center"/>
+              <w:rPr>
+                <w:b w:val="0"/>
+                <w:sz w:val="21"/>
+                <w:szCs w:val="21"/>
+              </w:rPr>
+            </w:pPr>
+            <w:r>
+              <w:rPr>
+                <w:rFonts w:ascii="宋体" w:hAnsi="宋体" w:eastAsia="宋体" w:cs="宋体"/>
+                <w:b w:val="0"/>
+                <w:bCs w:val="0"/>
+                <w:sz w:val="21"/>
+                <w:szCs w:val="21"/>
+              </w:rPr>
               <w:t xml:space="preserve">图 7  概览页“近 14 天”学习趋势（sim_trend，模拟演示数据）</w:t>
             </w:r>
           </w:p>
@@ -7723,7 +7723,157 @@
                 <w:sz w:val="24"/>
                 <w:szCs w:val="24"/>
               </w:rPr>
-              <w:t xml:space="preserve">4. 探讨分析</w:t>
+              <w:t xml:space="preserve">4. 学习诊断页（复用实验三、实验四的制品）</w:t>
+            </w:r>
+          </w:p>
+          <w:p>
+            <w:pPr>
+              <w:pStyle w:val="Normal"/>
+              <w:widowControl/>
+              <w:spacing w:before="0" w:after="0" w:lineRule="auto" w:line="360"/>
+              <w:ind w:firstLine="480"/>
+              <w:jc w:val="start"/>
+              <w:rPr>
+                <w:b w:val="0"/>
+                <w:sz w:val="24"/>
+                <w:szCs w:val="24"/>
+              </w:rPr>
+            </w:pPr>
+            <w:r>
+              <w:rPr>
+                <w:rFonts w:ascii="宋体" w:hAnsi="宋体" w:eastAsia="宋体" w:cs="宋体"/>
+                <w:b w:val="0"/>
+                <w:bCs w:val="0"/>
+                <w:sz w:val="24"/>
+                <w:szCs w:val="24"/>
+              </w:rPr>
+              <w:t xml:space="preserve">学习诊断页 /insights 把本系统的作答事实与实验三、实验四的两个制品接在一起（ADR 0002）。规则部分不依赖模型：模拟演示账户 sim_trend 的 417 次作答中有 76 次答错，按错误类型分为 {'context': 8, 'meaning': 48, 'spelling': 20}，拼写错法按编辑距离分为 {'extra_letter': 0, 'missing_letter': 20, 'other': 0, 'transposition': 0, 'unanswered': 0, 'wrong_letter': 0}；误选选项 51 组、共 56 次，其中 51 组能对应回具体词义。这些数字与数据库逐条一致（evidence/exp02/insights-http.txt）。</w:t>
+            </w:r>
+          </w:p>
+          <w:p>
+            <w:pPr>
+              <w:pStyle w:val="Normal"/>
+              <w:widowControl/>
+              <w:spacing w:before="0" w:after="0" w:lineRule="auto" w:line="360"/>
+              <w:ind w:firstLine="480"/>
+              <w:jc w:val="start"/>
+              <w:rPr>
+                <w:b w:val="0"/>
+                <w:sz w:val="24"/>
+                <w:szCs w:val="24"/>
+              </w:rPr>
+            </w:pPr>
+            <w:r>
+              <w:rPr>
+                <w:rFonts w:ascii="宋体" w:hAnsi="宋体" w:eastAsia="宋体" w:cs="宋体"/>
+                <w:b w:val="0"/>
+                <w:bCs w:val="0"/>
+                <w:sz w:val="24"/>
+                <w:szCs w:val="24"/>
+              </w:rPr>
+              <w:t xml:space="preserve">模型部分：实验三的随机森林对 108 项「词义 × 题型」给出预期正确比例，取最低的 10 项列为遗忘风险，再按特征与估计值做 KMeans（k=3）分成薄弱 9 项（平均预期 0.86、正确率 58%）、一般 44 项（平均预期 0.86、正确率 70%）、较稳 55 项（平均预期 0.90、正确率 100%）；实验四的编码器把错题词义编码后聚类，得到 8 组语义相近的错题（如 significant#1, crucial#1，组内平均相似度 0.52），误选与正确释义的相似度以 0.45 为阈值：0 次记为语义相近、56 次相关度低。首次请求含两个模型加载约 7.8 秒，预热后约 385 毫秒。模型在公开数据上训练、在本系统用户上未经验证，页面标注为参考，不改变组卷、复习安排与统计。</w:t>
+            </w:r>
+          </w:p>
+          <w:p>
+            <w:pPr>
+              <w:pStyle w:val="Normal"/>
+              <w:widowControl/>
+              <w:keepNext/>
+              <w:spacing w:before="0" w:after="0" w:lineRule="auto" w:line="240"/>
+              <w:jc w:val="center"/>
+              <w:rPr>
+                <w:b w:val="0"/>
+                <w:sz w:val="24"/>
+                <w:szCs w:val="24"/>
+              </w:rPr>
+            </w:pPr>
+            <w:r>
+              <w:drawing>
+                <wp:inline distT="0" distB="0" distL="0" distR="0">
+                  <wp:extent cx="5016500" cy="12584360"/>
+                  <wp:docPr id="5008" name="e2_insights.png"/>
+                  <wp:cNvGraphicFramePr>
+                    <a:graphicFrameLocks xmlns:a="http://schemas.openxmlformats.org/drawingml/2006/main" noChangeAspect="1"/>
+                  </wp:cNvGraphicFramePr>
+                  <a:graphic xmlns:a="http://schemas.openxmlformats.org/drawingml/2006/main">
+                    <a:graphicData uri="http://schemas.openxmlformats.org/drawingml/2006/picture">
+                      <pic:pic xmlns:pic="http://schemas.openxmlformats.org/drawingml/2006/picture">
+                        <pic:nvPicPr>
+                          <pic:cNvPr id="5008" name="e2_insights.png"/>
+                          <pic:cNvPicPr/>
+                        </pic:nvPicPr>
+                        <pic:blipFill>
+                          <a:blip r:embed="rId14"/>
+                          <a:stretch>
+                            <a:fillRect/>
+                          </a:stretch>
+                        </pic:blipFill>
+                        <pic:spPr>
+                          <a:xfrm>
+                            <a:off x="0" y="0"/>
+                            <a:ext cx="5016500" cy="12584360"/>
+                          </a:xfrm>
+                          <a:prstGeom prst="rect">
+                            <a:avLst/>
+                          </a:prstGeom>
+                          <a:ln w="6350">
+                            <a:solidFill>
+                              <a:srgbClr val="BBBBBB"/>
+                            </a:solidFill>
+                          </a:ln>
+                        </pic:spPr>
+                      </pic:pic>
+                    </a:graphicData>
+                  </a:graphic>
+                </wp:inline>
+              </w:drawing>
+            </w:r>
+          </w:p>
+          <w:p>
+            <w:pPr>
+              <w:pStyle w:val="Normal"/>
+              <w:widowControl/>
+              <w:spacing w:before="0" w:after="120" w:lineRule="auto" w:line="300"/>
+              <w:jc w:val="center"/>
+              <w:rPr>
+                <w:b w:val="0"/>
+                <w:sz w:val="21"/>
+                <w:szCs w:val="21"/>
+              </w:rPr>
+            </w:pPr>
+            <w:r>
+              <w:rPr>
+                <w:rFonts w:ascii="宋体" w:hAnsi="宋体" w:eastAsia="宋体" w:cs="宋体"/>
+                <w:b w:val="0"/>
+                <w:bCs w:val="0"/>
+                <w:sz w:val="21"/>
+                <w:szCs w:val="21"/>
+              </w:rPr>
+              <w:t xml:space="preserve">图 8  学习诊断页：错误统计、遗忘风险与错题语义组（sim_trend，模拟演示数据）</w:t>
+            </w:r>
+          </w:p>
+          <w:p>
+            <w:pPr>
+              <w:pStyle w:val="Normal"/>
+              <w:widowControl/>
+              <w:keepNext/>
+              <w:spacing w:before="0" w:after="0" w:lineRule="auto" w:line="360"/>
+              <w:jc w:val="start"/>
+              <w:rPr>
+                <w:b w:val="0"/>
+                <w:sz w:val="24"/>
+                <w:szCs w:val="24"/>
+              </w:rPr>
+            </w:pPr>
+            <w:r>
+              <w:rPr>
+                <w:rFonts w:ascii="宋体" w:hAnsi="宋体" w:eastAsia="宋体" w:cs="宋体"/>
+                <w:b/>
+                <w:bCs/>
+                <w:sz w:val="24"/>
+                <w:szCs w:val="24"/>
+              </w:rPr>
+              <w:t xml:space="preserve">5. 探讨分析</w:t>
             </w:r>
           </w:p>
           <w:p>

--- a/docs/reports/实验二_Web页面设计.docx
+++ b/docs/reports/实验二_Web页面设计.docx
@@ -7790,7 +7790,7 @@
             <w:r>
               <w:drawing>
                 <wp:inline distT="0" distB="0" distL="0" distR="0">
-                  <wp:extent cx="5016500" cy="12584360"/>
+                  <wp:extent cx="2259943" cy="5669280"/>
                   <wp:docPr id="5008" name="e2_insights.png"/>
                   <wp:cNvGraphicFramePr>
                     <a:graphicFrameLocks xmlns:a="http://schemas.openxmlformats.org/drawingml/2006/main" noChangeAspect="1"/>
@@ -7811,7 +7811,7 @@
                         <pic:spPr>
                           <a:xfrm>
                             <a:off x="0" y="0"/>
-                            <a:ext cx="5016500" cy="12584360"/>
+                            <a:ext cx="2259943" cy="5669280"/>
                           </a:xfrm>
                           <a:prstGeom prst="rect">
                             <a:avLst/>

--- a/docs/reports/实验二_Web页面设计.docx
+++ b/docs/reports/实验二_Web页面设计.docx
@@ -4190,7 +4190,7 @@
                 <w:sz w:val="24"/>
                 <w:szCs w:val="24"/>
               </w:rPr>
-              <w:t xml:space="preserve">项目数据库 vocab_review 运行在 MySQL 8.4（InnoDB、utf8mb4），表结构由按序编号的迁移脚本创建（flask db upgrade），共 14 张业务表，覆盖账户、词表与词义、题目版本、练习与作答、学习状态和模型推理记录。本实验涉及的用户表如下（SHOW CREATE TABLE 实际输出）：</w:t>
+              <w:t xml:space="preserve">项目数据库 vocab_review 运行在 MySQL 8.4（InnoDB、utf8mb4），表结构由按序编号的迁移脚本创建（flask db upgrade），共 15 张业务表，覆盖账户、词表与词义、词对、题目版本、练习与作答、学习状态和模型推理记录。本实验涉及的用户表如下（SHOW CREATE TABLE 实际输出）：</w:t>
             </w:r>
           </w:p>
           <w:p>
@@ -7406,7 +7406,7 @@
             <w:r>
               <w:drawing>
                 <wp:inline distT="0" distB="0" distL="0" distR="0">
-                  <wp:extent cx="5016500" cy="3723183"/>
+                  <wp:extent cx="5016500" cy="4013200"/>
                   <wp:docPr id="5004" name="e2_practice_feedback.png"/>
                   <wp:cNvGraphicFramePr>
                     <a:graphicFrameLocks xmlns:a="http://schemas.openxmlformats.org/drawingml/2006/main" noChangeAspect="1"/>
@@ -7427,7 +7427,7 @@
                         <pic:spPr>
                           <a:xfrm>
                             <a:off x="0" y="0"/>
-                            <a:ext cx="5016500" cy="3723183"/>
+                            <a:ext cx="5016500" cy="4013200"/>
                           </a:xfrm>
                           <a:prstGeom prst="rect">
                             <a:avLst/>
@@ -7484,7 +7484,7 @@
             <w:r>
               <w:drawing>
                 <wp:inline distT="0" distB="0" distL="0" distR="0">
-                  <wp:extent cx="5016500" cy="3527226"/>
+                  <wp:extent cx="4127803" cy="5669280"/>
                   <wp:docPr id="5005" name="e2_review.png"/>
                   <wp:cNvGraphicFramePr>
                     <a:graphicFrameLocks xmlns:a="http://schemas.openxmlformats.org/drawingml/2006/main" noChangeAspect="1"/>
@@ -7505,7 +7505,7 @@
                         <pic:spPr>
                           <a:xfrm>
                             <a:off x="0" y="0"/>
-                            <a:ext cx="5016500" cy="3527226"/>
+                            <a:ext cx="4127803" cy="5669280"/>
                           </a:xfrm>
                           <a:prstGeom prst="rect">
                             <a:avLst/>
@@ -7562,7 +7562,7 @@
             <w:r>
               <w:drawing>
                 <wp:inline distT="0" distB="0" distL="0" distR="0">
-                  <wp:extent cx="5016500" cy="4169965"/>
+                  <wp:extent cx="5016500" cy="4522688"/>
                   <wp:docPr id="5006" name="e2_today.png"/>
                   <wp:cNvGraphicFramePr>
                     <a:graphicFrameLocks xmlns:a="http://schemas.openxmlformats.org/drawingml/2006/main" noChangeAspect="1"/>
@@ -7583,7 +7583,7 @@
                         <pic:spPr>
                           <a:xfrm>
                             <a:off x="0" y="0"/>
-                            <a:ext cx="5016500" cy="4169965"/>
+                            <a:ext cx="5016500" cy="4522688"/>
                           </a:xfrm>
                           <a:prstGeom prst="rect">
                             <a:avLst/>
@@ -7790,7 +7790,7 @@
             <w:r>
               <w:drawing>
                 <wp:inline distT="0" distB="0" distL="0" distR="0">
-                  <wp:extent cx="2259943" cy="5669280"/>
+                  <wp:extent cx="1836204" cy="5669280"/>
                   <wp:docPr id="5008" name="e2_insights.png"/>
                   <wp:cNvGraphicFramePr>
                     <a:graphicFrameLocks xmlns:a="http://schemas.openxmlformats.org/drawingml/2006/main" noChangeAspect="1"/>
@@ -7811,7 +7811,7 @@
                         <pic:spPr>
                           <a:xfrm>
                             <a:off x="0" y="0"/>
-                            <a:ext cx="2259943" cy="5669280"/>
+                            <a:ext cx="1836204" cy="5669280"/>
                           </a:xfrm>
                           <a:prstGeom prst="rect">
                             <a:avLst/>
@@ -7873,7 +7873,570 @@
                 <w:sz w:val="24"/>
                 <w:szCs w:val="24"/>
               </w:rPr>
-              <w:t xml:space="preserve">5. 探讨分析</w:t>
+              <w:t xml:space="preserve">5. 诊断驱动练习、正式词表与成对记忆</w:t>
+            </w:r>
+          </w:p>
+          <w:p>
+            <w:pPr>
+              <w:pStyle w:val="Normal"/>
+              <w:widowControl/>
+              <w:spacing w:before="0" w:after="0" w:lineRule="auto" w:line="360"/>
+              <w:ind w:firstLine="480"/>
+              <w:jc w:val="start"/>
+              <w:rPr>
+                <w:b w:val="0"/>
+                <w:sz w:val="24"/>
+                <w:szCs w:val="24"/>
+              </w:rPr>
+            </w:pPr>
+            <w:r>
+              <w:rPr>
+                <w:rFonts w:ascii="宋体" w:hAnsi="宋体" w:eastAsia="宋体" w:cs="宋体"/>
+                <w:b w:val="0"/>
+                <w:bCs w:val="0"/>
+                <w:sz w:val="24"/>
+                <w:szCs w:val="24"/>
+              </w:rPr>
+              <w:t xml:space="preserve">诊断不止于展示：系统按「词义 × 题型」从作答事实计算当前证据（ADR 0003）——最近一次答错或最近 3 次错 2 次记为当前弱项，记忆强度沿用 Duolingo 半衰期回归的形式 p = 2^(−Δ/h)，系数手工设定、未经训练，只用于排序与解释。组卷时到期、错题与巩固项按记忆强度从低到高出题，每题记录选题理由；用户可从诊断页对某个弱项发起定向练习，或按题型做弱项专练。模型输出仍只作参考，不进入组卷与复习安排。</w:t>
+            </w:r>
+          </w:p>
+          <w:p>
+            <w:pPr>
+              <w:pStyle w:val="Normal"/>
+              <w:widowControl/>
+              <w:spacing w:before="0" w:after="0" w:lineRule="auto" w:line="360"/>
+              <w:ind w:firstLine="480"/>
+              <w:jc w:val="start"/>
+              <w:rPr>
+                <w:b w:val="0"/>
+                <w:sz w:val="24"/>
+                <w:szCs w:val="24"/>
+              </w:rPr>
+            </w:pPr>
+            <w:r>
+              <w:rPr>
+                <w:rFonts w:ascii="宋体" w:hAnsi="宋体" w:eastAsia="宋体" w:cs="宋体"/>
+                <w:b w:val="0"/>
+                <w:bCs w:val="0"/>
+                <w:sz w:val="24"/>
+                <w:szCs w:val="24"/>
+              </w:rPr>
+              <w:t xml:space="preserve">演示词库学完后，系统接入正式考研词表（ADR 0004）：取开源词典 ECDICT（MIT 许可）中标为考研的 4778 个词条，中文释义按词性拆成词义，例句取 Tatoeba 中英句对（CC BY 2.0 FR），三类题目由规则生成。导入在一个事务内完成，新增 4611 个词条、6034 个词义、5775 条例句与 15440 道题，已有的 167 个演示词条沿用原有词义与题目，演示内容全部未变（evidence/exp02/import-ky.txt）。</w:t>
+            </w:r>
+          </w:p>
+          <w:p>
+            <w:pPr>
+              <w:pStyle w:val="Normal"/>
+              <w:widowControl/>
+              <w:spacing w:before="0" w:after="0" w:lineRule="auto" w:line="360"/>
+              <w:ind w:firstLine="480"/>
+              <w:jc w:val="start"/>
+              <w:rPr>
+                <w:b w:val="0"/>
+                <w:sz w:val="24"/>
+                <w:szCs w:val="24"/>
+              </w:rPr>
+            </w:pPr>
+            <w:r>
+              <w:rPr>
+                <w:rFonts w:ascii="宋体" w:hAnsi="宋体" w:eastAsia="宋体" w:cs="宋体"/>
+                <w:b w:val="0"/>
+                <w:bCs w:val="0"/>
+                <w:sz w:val="24"/>
+                <w:szCs w:val="24"/>
+              </w:rPr>
+              <w:t xml:space="preserve">为支持成对记忆，迁移 0003 新增 word_relations 表（两个外键指向 words，word_id_a &lt; word_id_b，(word_id_a, word_id_b, relation_type) 唯一），共 3179 个词对：近义 1124、同族 585、形近 1470。近义与同族取 WordNet 3.0，形近按拼写编辑距离计算并排除词形变化与前后缀变化。辨义题的干扰项优先取形近词的释义，答题反馈列出该词的词对；诊断页对每个当前弱项列出目标词表内的词对及其当前证据，可一键把它们放进同一组定向练习。</w:t>
+            </w:r>
+          </w:p>
+          <w:tbl>
+            <w:tblPr>
+              <w:tblW w:w="7900" w:type="dxa"/>
+              <w:tblBorders>
+                <w:top w:val="single" w:sz="4" w:space="0" w:color="999999"/>
+                <w:left w:val="single" w:sz="4" w:space="0" w:color="999999"/>
+                <w:bottom w:val="single" w:sz="4" w:space="0" w:color="999999"/>
+                <w:right w:val="single" w:sz="4" w:space="0" w:color="999999"/>
+                <w:insideH w:val="single" w:sz="4" w:space="0" w:color="999999"/>
+                <w:insideV w:val="single" w:sz="4" w:space="0" w:color="999999"/>
+              </w:tblBorders>
+              <w:tblLayout w:type="fixed"/>
+              <w:tblCellMar>
+                <w:left w:w="80" w:type="dxa"/>
+                <w:right w:w="80" w:type="dxa"/>
+              </w:tblCellMar>
+            </w:tblPr>
+            <w:tblGrid>
+              <w:gridCol w:w="3950"/>
+              <w:gridCol w:w="3950"/>
+            </w:tblGrid>
+            <w:tr>
+              <w:tc>
+                <w:tcPr>
+                  <w:tcW w:w="3950" w:type="dxa"/>
+                  <w:shd w:val="clear" w:color="auto" w:fill="E7EEE9"/>
+                </w:tcPr>
+                <w:p>
+                  <w:pPr>
+                    <w:spacing w:before="20" w:after="20" w:line="260" w:lineRule="auto"/>
+                    <w:jc w:val="start"/>
+                    <w:rPr>
+                      <w:sz w:val="18"/>
+                    </w:rPr>
+                  </w:pPr>
+                  <w:r>
+                    <w:rPr>
+                      <w:rFonts w:ascii="宋体" w:hAnsi="宋体" w:eastAsia="宋体" w:cs="宋体"/>
+                      <w:b/>
+                      <w:bCs/>
+                      <w:sz w:val="18"/>
+                      <w:szCs w:val="18"/>
+                    </w:rPr>
+                    <w:t xml:space="preserve">环节（evidence/exp02/wordbook-http.txt）</w:t>
+                  </w:r>
+                </w:p>
+              </w:tc>
+              <w:tc>
+                <w:tcPr>
+                  <w:tcW w:w="3950" w:type="dxa"/>
+                  <w:shd w:val="clear" w:color="auto" w:fill="E7EEE9"/>
+                </w:tcPr>
+                <w:p>
+                  <w:pPr>
+                    <w:spacing w:before="20" w:after="20" w:line="260" w:lineRule="auto"/>
+                    <w:jc w:val="start"/>
+                    <w:rPr>
+                      <w:sz w:val="18"/>
+                    </w:rPr>
+                  </w:pPr>
+                  <w:r>
+                    <w:rPr>
+                      <w:rFonts w:ascii="宋体" w:hAnsi="宋体" w:eastAsia="宋体" w:cs="宋体"/>
+                      <w:b/>
+                      <w:bCs/>
+                      <w:sz w:val="18"/>
+                      <w:szCs w:val="18"/>
+                    </w:rPr>
+                    <w:t xml:space="preserve">实测结果</w:t>
+                  </w:r>
+                </w:p>
+              </w:tc>
+            </w:tr>
+            <w:tr>
+              <w:tc>
+                <w:tcPr>
+                  <w:tcW w:w="3950" w:type="dxa"/>
+                </w:tcPr>
+                <w:p>
+                  <w:pPr>
+                    <w:spacing w:before="20" w:after="20" w:line="260" w:lineRule="auto"/>
+                    <w:jc w:val="start"/>
+                    <w:rPr>
+                      <w:sz w:val="18"/>
+                    </w:rPr>
+                  </w:pPr>
+                  <w:r>
+                    <w:rPr>
+                      <w:rFonts w:ascii="宋体" w:hAnsi="宋体" w:eastAsia="宋体" w:cs="宋体"/>
+                      <w:b w:val="0"/>
+                      <w:bCs w:val="0"/>
+                      <w:sz w:val="18"/>
+                      <w:szCs w:val="18"/>
+                    </w:rPr>
+                    <w:t xml:space="preserve">新账户只选考研词表</w:t>
+                  </w:r>
+                </w:p>
+              </w:tc>
+              <w:tc>
+                <w:tcPr>
+                  <w:tcW w:w="3950" w:type="dxa"/>
+                </w:tcPr>
+                <w:p>
+                  <w:pPr>
+                    <w:spacing w:before="20" w:after="20" w:line="260" w:lineRule="auto"/>
+                    <w:jc w:val="start"/>
+                    <w:rPr>
+                      <w:sz w:val="18"/>
+                    </w:rPr>
+                  </w:pPr>
+                  <w:r>
+                    <w:rPr>
+                      <w:rFonts w:ascii="宋体" w:hAnsi="宋体" w:eastAsia="宋体" w:cs="宋体"/>
+                      <w:b w:val="0"/>
+                      <w:bCs w:val="0"/>
+                      <w:sz w:val="18"/>
+                      <w:szCs w:val="18"/>
+                    </w:rPr>
+                    <w:t xml:space="preserve">考研词表（ECDICT）4778 个词条</w:t>
+                  </w:r>
+                </w:p>
+              </w:tc>
+            </w:tr>
+            <w:tr>
+              <w:tc>
+                <w:tcPr>
+                  <w:tcW w:w="3950" w:type="dxa"/>
+                </w:tcPr>
+                <w:p>
+                  <w:pPr>
+                    <w:spacing w:before="20" w:after="20" w:line="260" w:lineRule="auto"/>
+                    <w:jc w:val="start"/>
+                    <w:rPr>
+                      <w:sz w:val="18"/>
+                    </w:rPr>
+                  </w:pPr>
+                  <w:r>
+                    <w:rPr>
+                      <w:rFonts w:ascii="宋体" w:hAnsi="宋体" w:eastAsia="宋体" w:cs="宋体"/>
+                      <w:b w:val="0"/>
+                      <w:bCs w:val="0"/>
+                      <w:sz w:val="18"/>
+                      <w:szCs w:val="18"/>
+                    </w:rPr>
+                    <w:t xml:space="preserve">辨义 10 题，一题故意答错</w:t>
+                  </w:r>
+                </w:p>
+              </w:tc>
+              <w:tc>
+                <w:tcPr>
+                  <w:tcW w:w="3950" w:type="dxa"/>
+                </w:tcPr>
+                <w:p>
+                  <w:pPr>
+                    <w:spacing w:before="20" w:after="20" w:line="260" w:lineRule="auto"/>
+                    <w:jc w:val="start"/>
+                    <w:rPr>
+                      <w:sz w:val="18"/>
+                    </w:rPr>
+                  </w:pPr>
+                  <w:r>
+                    <w:rPr>
+                      <w:rFonts w:ascii="宋体" w:hAnsi="宋体" w:eastAsia="宋体" w:cs="宋体"/>
+                      <w:b w:val="0"/>
+                      <w:bCs w:val="0"/>
+                      <w:sz w:val="18"/>
+                      <w:szCs w:val="18"/>
+                    </w:rPr>
+                    <w:t xml:space="preserve">predecessor 答错，反馈列出词对：同族 precede</w:t>
+                  </w:r>
+                </w:p>
+              </w:tc>
+            </w:tr>
+            <w:tr>
+              <w:tc>
+                <w:tcPr>
+                  <w:tcW w:w="3950" w:type="dxa"/>
+                </w:tcPr>
+                <w:p>
+                  <w:pPr>
+                    <w:spacing w:before="20" w:after="20" w:line="260" w:lineRule="auto"/>
+                    <w:jc w:val="start"/>
+                    <w:rPr>
+                      <w:sz w:val="18"/>
+                    </w:rPr>
+                  </w:pPr>
+                  <w:r>
+                    <w:rPr>
+                      <w:rFonts w:ascii="宋体" w:hAnsi="宋体" w:eastAsia="宋体" w:cs="宋体"/>
+                      <w:b w:val="0"/>
+                      <w:bCs w:val="0"/>
+                      <w:sz w:val="18"/>
+                      <w:szCs w:val="18"/>
+                    </w:rPr>
+                    <w:t xml:space="preserve">诊断页成对复习</w:t>
+                  </w:r>
+                </w:p>
+              </w:tc>
+              <w:tc>
+                <w:tcPr>
+                  <w:tcW w:w="3950" w:type="dxa"/>
+                </w:tcPr>
+                <w:p>
+                  <w:pPr>
+                    <w:spacing w:before="20" w:after="20" w:line="260" w:lineRule="auto"/>
+                    <w:jc w:val="start"/>
+                    <w:rPr>
+                      <w:sz w:val="18"/>
+                    </w:rPr>
+                  </w:pPr>
+                  <w:r>
+                    <w:rPr>
+                      <w:rFonts w:ascii="宋体" w:hAnsi="宋体" w:eastAsia="宋体" w:cs="宋体"/>
+                      <w:b w:val="0"/>
+                      <w:bCs w:val="0"/>
+                      <w:sz w:val="18"/>
+                      <w:szCs w:val="18"/>
+                    </w:rPr>
+                    <w:t xml:space="preserve">当前弱项 predecessor，词对：同族 precede（未练）</w:t>
+                  </w:r>
+                </w:p>
+              </w:tc>
+            </w:tr>
+            <w:tr>
+              <w:tc>
+                <w:tcPr>
+                  <w:tcW w:w="3950" w:type="dxa"/>
+                </w:tcPr>
+                <w:p>
+                  <w:pPr>
+                    <w:spacing w:before="20" w:after="20" w:line="260" w:lineRule="auto"/>
+                    <w:jc w:val="start"/>
+                    <w:rPr>
+                      <w:sz w:val="18"/>
+                    </w:rPr>
+                  </w:pPr>
+                  <w:r>
+                    <w:rPr>
+                      <w:rFonts w:ascii="宋体" w:hAnsi="宋体" w:eastAsia="宋体" w:cs="宋体"/>
+                      <w:b w:val="0"/>
+                      <w:bCs w:val="0"/>
+                      <w:sz w:val="18"/>
+                      <w:szCs w:val="18"/>
+                    </w:rPr>
+                    <w:t xml:space="preserve">发起成对练习</w:t>
+                  </w:r>
+                </w:p>
+              </w:tc>
+              <w:tc>
+                <w:tcPr>
+                  <w:tcW w:w="3950" w:type="dxa"/>
+                </w:tcPr>
+                <w:p>
+                  <w:pPr>
+                    <w:spacing w:before="20" w:after="20" w:line="260" w:lineRule="auto"/>
+                    <w:jc w:val="start"/>
+                    <w:rPr>
+                      <w:sz w:val="18"/>
+                    </w:rPr>
+                  </w:pPr>
+                  <w:r>
+                    <w:rPr>
+                      <w:rFonts w:ascii="宋体" w:hAnsi="宋体" w:eastAsia="宋体" w:cs="宋体"/>
+                      <w:b w:val="0"/>
+                      <w:bCs w:val="0"/>
+                      <w:sz w:val="18"/>
+                      <w:szCs w:val="18"/>
+                    </w:rPr>
+                    <w:t xml:space="preserve">2 题，选题理由均为定向练习（targeted）</w:t>
+                  </w:r>
+                </w:p>
+              </w:tc>
+            </w:tr>
+          </w:tbl>
+          <w:p>
+            <w:pPr>
+              <w:pStyle w:val="Normal"/>
+              <w:widowControl/>
+              <w:spacing w:before="0" w:after="0" w:lineRule="auto" w:line="240"/>
+              <w:jc w:val="start"/>
+              <w:rPr>
+                <w:b w:val="0"/>
+                <w:sz w:val="12"/>
+                <w:szCs w:val="12"/>
+              </w:rPr>
+            </w:pPr>
+          </w:p>
+          <w:p>
+            <w:pPr>
+              <w:pStyle w:val="Normal"/>
+              <w:widowControl/>
+              <w:keepNext/>
+              <w:spacing w:before="0" w:after="0" w:lineRule="auto" w:line="240"/>
+              <w:jc w:val="center"/>
+              <w:rPr>
+                <w:b w:val="0"/>
+                <w:sz w:val="24"/>
+                <w:szCs w:val="24"/>
+              </w:rPr>
+            </w:pPr>
+            <w:r>
+              <w:drawing>
+                <wp:inline distT="0" distB="0" distL="0" distR="0">
+                  <wp:extent cx="5016500" cy="3527226"/>
+                  <wp:docPr id="5009" name="e2_paired_feedback.png"/>
+                  <wp:cNvGraphicFramePr>
+                    <a:graphicFrameLocks xmlns:a="http://schemas.openxmlformats.org/drawingml/2006/main" noChangeAspect="1"/>
+                  </wp:cNvGraphicFramePr>
+                  <a:graphic xmlns:a="http://schemas.openxmlformats.org/drawingml/2006/main">
+                    <a:graphicData uri="http://schemas.openxmlformats.org/drawingml/2006/picture">
+                      <pic:pic xmlns:pic="http://schemas.openxmlformats.org/drawingml/2006/picture">
+                        <pic:nvPicPr>
+                          <pic:cNvPr id="5009" name="e2_paired_feedback.png"/>
+                          <pic:cNvPicPr/>
+                        </pic:nvPicPr>
+                        <pic:blipFill>
+                          <a:blip r:embed="rId15"/>
+                          <a:stretch>
+                            <a:fillRect/>
+                          </a:stretch>
+                        </pic:blipFill>
+                        <pic:spPr>
+                          <a:xfrm>
+                            <a:off x="0" y="0"/>
+                            <a:ext cx="5016500" cy="3527226"/>
+                          </a:xfrm>
+                          <a:prstGeom prst="rect">
+                            <a:avLst/>
+                          </a:prstGeom>
+                          <a:ln w="6350">
+                            <a:solidFill>
+                              <a:srgbClr val="BBBBBB"/>
+                            </a:solidFill>
+                          </a:ln>
+                        </pic:spPr>
+                      </pic:pic>
+                    </a:graphicData>
+                  </a:graphic>
+                </wp:inline>
+              </w:drawing>
+            </w:r>
+          </w:p>
+          <w:p>
+            <w:pPr>
+              <w:pStyle w:val="Normal"/>
+              <w:widowControl/>
+              <w:spacing w:before="0" w:after="120" w:lineRule="auto" w:line="300"/>
+              <w:jc w:val="center"/>
+              <w:rPr>
+                <w:b w:val="0"/>
+                <w:sz w:val="21"/>
+                <w:szCs w:val="21"/>
+              </w:rPr>
+            </w:pPr>
+            <w:r>
+              <w:rPr>
+                <w:rFonts w:ascii="宋体" w:hAnsi="宋体" w:eastAsia="宋体" w:cs="宋体"/>
+                <w:b w:val="0"/>
+                <w:bCs w:val="0"/>
+                <w:sz w:val="21"/>
+                <w:szCs w:val="21"/>
+              </w:rPr>
+              <w:t xml:space="preserve">图 9  拼写题把 adapt 写成形近词 adopt：反馈列出形近、近义词及释义</w:t>
+            </w:r>
+          </w:p>
+          <w:p>
+            <w:pPr>
+              <w:pStyle w:val="Normal"/>
+              <w:widowControl/>
+              <w:keepNext/>
+              <w:spacing w:before="0" w:after="0" w:lineRule="auto" w:line="240"/>
+              <w:jc w:val="center"/>
+              <w:rPr>
+                <w:b w:val="0"/>
+                <w:sz w:val="24"/>
+                <w:szCs w:val="24"/>
+              </w:rPr>
+            </w:pPr>
+            <w:r>
+              <w:drawing>
+                <wp:inline distT="0" distB="0" distL="0" distR="0">
+                  <wp:extent cx="5016500" cy="1029702"/>
+                  <wp:docPr id="5010" name="e2_paired_insights.png"/>
+                  <wp:cNvGraphicFramePr>
+                    <a:graphicFrameLocks xmlns:a="http://schemas.openxmlformats.org/drawingml/2006/main" noChangeAspect="1"/>
+                  </wp:cNvGraphicFramePr>
+                  <a:graphic xmlns:a="http://schemas.openxmlformats.org/drawingml/2006/main">
+                    <a:graphicData uri="http://schemas.openxmlformats.org/drawingml/2006/picture">
+                      <pic:pic xmlns:pic="http://schemas.openxmlformats.org/drawingml/2006/picture">
+                        <pic:nvPicPr>
+                          <pic:cNvPr id="5010" name="e2_paired_insights.png"/>
+                          <pic:cNvPicPr/>
+                        </pic:nvPicPr>
+                        <pic:blipFill>
+                          <a:blip r:embed="rId16"/>
+                          <a:stretch>
+                            <a:fillRect/>
+                          </a:stretch>
+                        </pic:blipFill>
+                        <pic:spPr>
+                          <a:xfrm>
+                            <a:off x="0" y="0"/>
+                            <a:ext cx="5016500" cy="1029702"/>
+                          </a:xfrm>
+                          <a:prstGeom prst="rect">
+                            <a:avLst/>
+                          </a:prstGeom>
+                          <a:ln w="6350">
+                            <a:solidFill>
+                              <a:srgbClr val="BBBBBB"/>
+                            </a:solidFill>
+                          </a:ln>
+                        </pic:spPr>
+                      </pic:pic>
+                    </a:graphicData>
+                  </a:graphic>
+                </wp:inline>
+              </w:drawing>
+            </w:r>
+          </w:p>
+          <w:p>
+            <w:pPr>
+              <w:pStyle w:val="Normal"/>
+              <w:widowControl/>
+              <w:spacing w:before="0" w:after="120" w:lineRule="auto" w:line="300"/>
+              <w:jc w:val="center"/>
+              <w:rPr>
+                <w:b w:val="0"/>
+                <w:sz w:val="21"/>
+                <w:szCs w:val="21"/>
+              </w:rPr>
+            </w:pPr>
+            <w:r>
+              <w:rPr>
+                <w:rFonts w:ascii="宋体" w:hAnsi="宋体" w:eastAsia="宋体" w:cs="宋体"/>
+                <w:b w:val="0"/>
+                <w:bCs w:val="0"/>
+                <w:sz w:val="21"/>
+                <w:szCs w:val="21"/>
+              </w:rPr>
+              <w:t xml:space="preserve">图 10  诊断页“成对复习”：弱项 adapt 与目标词表内的词对，可发起成对练习</w:t>
+            </w:r>
+          </w:p>
+          <w:p>
+            <w:pPr>
+              <w:pStyle w:val="Normal"/>
+              <w:widowControl/>
+              <w:spacing w:before="0" w:after="0" w:lineRule="auto" w:line="360"/>
+              <w:ind w:firstLine="480"/>
+              <w:jc w:val="start"/>
+              <w:rPr>
+                <w:b w:val="0"/>
+                <w:sz w:val="24"/>
+                <w:szCs w:val="24"/>
+              </w:rPr>
+            </w:pPr>
+            <w:r>
+              <w:rPr>
+                <w:rFonts w:ascii="宋体" w:hAnsi="宋体" w:eastAsia="宋体" w:cs="宋体"/>
+                <w:b w:val="0"/>
+                <w:bCs w:val="0"/>
+                <w:sz w:val="24"/>
+                <w:szCs w:val="24"/>
+              </w:rPr>
+              <w:t xml:space="preserve">词对与题目都由规则生成，没有逐条人工复核；WordNet 的近义含部分较宽的义项，因此页面称“词对”而不称“易混词”。词对只决定展示和用户主动发起的练习，不改变默认组卷、复习规则与学习状态。</w:t>
+            </w:r>
+          </w:p>
+          <w:p>
+            <w:pPr>
+              <w:pStyle w:val="Normal"/>
+              <w:widowControl/>
+              <w:keepNext/>
+              <w:spacing w:before="0" w:after="0" w:lineRule="auto" w:line="360"/>
+              <w:jc w:val="start"/>
+              <w:rPr>
+                <w:b w:val="0"/>
+                <w:sz w:val="24"/>
+                <w:szCs w:val="24"/>
+              </w:rPr>
+            </w:pPr>
+            <w:r>
+              <w:rPr>
+                <w:rFonts w:ascii="宋体" w:hAnsi="宋体" w:eastAsia="宋体" w:cs="宋体"/>
+                <w:b/>
+                <w:bCs/>
+                <w:sz w:val="24"/>
+                <w:szCs w:val="24"/>
+              </w:rPr>
+              <w:t xml:space="preserve">6. 探讨分析</w:t>
             </w:r>
           </w:p>
           <w:p>
